--- a/weeks/01-getting-started/workbook-1.docx
+++ b/weeks/01-getting-started/workbook-1.docx
@@ -2962,7 +2962,7 @@
       <w:rFonts w:asciiTheme="majorHAnsi" w:cstheme="majorBidi" w:eastAsiaTheme="majorEastAsia" w:hAnsiTheme="majorHAnsi"/>
       <w:b/>
       <w:bCs/>
-      <w:color w:themeColor="accent1" w:themeShade="B5" w:val="345A8A"/>
+      <w:color w:themeColor="accent1" w:themeShade="B5" w:val="4B2479"/>
       <w:sz w:val="36"/>
       <w:szCs w:val="36"/>
     </w:rPr>
@@ -3018,7 +3018,7 @@
       <w:sz w:val="20"/>
       <w:szCs w:val="20"/>
       <w:b/>
-      <w:color w:val="345A8A"/>
+      <w:color w:val="4B2479"/>
       &gt;
     </w:rPr>
   </w:style>
@@ -3061,7 +3061,7 @@
       <w:rFonts w:asciiTheme="majorHAnsi" w:cstheme="majorBidi" w:eastAsiaTheme="majorEastAsia" w:hAnsiTheme="majorHAnsi"/>
       <w:b/>
       <w:bCs/>
-      <w:color w:themeColor="accent1" w:val="4F81BD"/>
+      <w:color w:themeColor="accent1" w:val="753BBD"/>
       <w:sz w:val="32"/>
       <w:szCs w:val="32"/>
     </w:rPr>
@@ -3083,7 +3083,7 @@
       <w:rFonts w:asciiTheme="majorHAnsi" w:cstheme="majorBidi" w:eastAsiaTheme="majorEastAsia" w:hAnsiTheme="majorHAnsi"/>
       <w:b/>
       <w:bCs/>
-      <w:color w:themeColor="accent1" w:val="4F81BD"/>
+      <w:color w:themeColor="accent1" w:val="753BBD"/>
       <w:sz w:val="28"/>
       <w:szCs w:val="28"/>
     </w:rPr>
@@ -3105,7 +3105,7 @@
       <w:rFonts w:asciiTheme="majorHAnsi" w:cstheme="majorBidi" w:eastAsiaTheme="majorEastAsia" w:hAnsiTheme="majorHAnsi"/>
       <w:b/>
       <w:bCs/>
-      <w:color w:themeColor="accent1" w:val="4F81BD"/>
+      <w:color w:themeColor="accent1" w:val="753BBD"/>
       <w:sz w:val="24"/>
       <w:szCs w:val="24"/>
     </w:rPr>
@@ -3127,7 +3127,7 @@
       <w:rFonts w:asciiTheme="majorHAnsi" w:cstheme="majorBidi" w:eastAsiaTheme="majorEastAsia" w:hAnsiTheme="majorHAnsi"/>
       <w:i/>
       <w:bCs/>
-      <w:color w:themeColor="accent1" w:val="4F81BD"/>
+      <w:color w:themeColor="accent1" w:val="753BBD"/>
       <w:sz w:val="24"/>
       <w:szCs w:val="24"/>
     </w:rPr>
@@ -3148,7 +3148,7 @@
     <w:rPr>
       <w:rFonts w:asciiTheme="majorHAnsi" w:cstheme="majorBidi" w:eastAsiaTheme="majorEastAsia" w:hAnsiTheme="majorHAnsi"/>
       <w:iCs/>
-      <w:color w:themeColor="accent1" w:val="4F81BD"/>
+      <w:color w:themeColor="accent1" w:val="753BBD"/>
       <w:sz w:val="24"/>
       <w:szCs w:val="24"/>
     </w:rPr>
@@ -3168,7 +3168,7 @@
     </w:pPr>
     <w:rPr>
       <w:rFonts w:asciiTheme="majorHAnsi" w:cstheme="majorBidi" w:eastAsiaTheme="majorEastAsia" w:hAnsiTheme="majorHAnsi"/>
-      <w:color w:themeColor="accent1" w:val="4F81BD"/>
+      <w:color w:themeColor="accent1" w:val="753BBD"/>
       <w:sz w:val="24"/>
       <w:szCs w:val="24"/>
     </w:rPr>
@@ -3188,7 +3188,7 @@
     </w:pPr>
     <w:rPr>
       <w:rFonts w:asciiTheme="majorHAnsi" w:cstheme="majorBidi" w:eastAsiaTheme="majorEastAsia" w:hAnsiTheme="majorHAnsi"/>
-      <w:color w:themeColor="accent1" w:val="4F81BD"/>
+      <w:color w:themeColor="accent1" w:val="753BBD"/>
       <w:sz w:val="24"/>
       <w:szCs w:val="24"/>
     </w:rPr>
@@ -3208,7 +3208,7 @@
     </w:pPr>
     <w:rPr>
       <w:rFonts w:asciiTheme="majorHAnsi" w:cstheme="majorBidi" w:eastAsiaTheme="majorEastAsia" w:hAnsiTheme="majorHAnsi"/>
-      <w:color w:themeColor="accent1" w:val="4F81BD"/>
+      <w:color w:themeColor="accent1" w:val="753BBD"/>
       <w:sz w:val="24"/>
       <w:szCs w:val="24"/>
     </w:rPr>
@@ -3228,7 +3228,7 @@
     </w:pPr>
     <w:rPr>
       <w:rFonts w:asciiTheme="majorHAnsi" w:cstheme="majorBidi" w:eastAsiaTheme="majorEastAsia" w:hAnsiTheme="majorHAnsi"/>
-      <w:color w:themeColor="accent1" w:val="4F81BD"/>
+      <w:color w:themeColor="accent1" w:val="753BBD"/>
       <w:sz w:val="24"/>
       <w:szCs w:val="24"/>
     </w:rPr>
@@ -3367,7 +3367,7 @@
     <w:name w:val="Hyperlink"/>
     <w:basedOn w:val="BodyTextChar"/>
     <w:rPr>
-      <w:color w:themeColor="accent1" w:val="4F81BD"/>
+      <w:color w:themeColor="accent1" w:val="753BBD"/>
     </w:rPr>
   </w:style>
   <w:style w:styleId="TOCHeading" w:type="paragraph">
@@ -3670,7 +3670,7 @@
         <a:srgbClr val="E8E8E8"/>
       </a:lt2>
       <a:accent1>
-        <a:srgbClr val="156082"/>
+        <a:srgbClr val="753BBD"/>
       </a:accent1>
       <a:accent2>
         <a:srgbClr val="E97132"/>
@@ -3688,7 +3688,7 @@
         <a:srgbClr val="4EA72E"/>
       </a:accent6>
       <a:hlink>
-        <a:srgbClr val="467886"/>
+        <a:srgbClr val="5E2F98"/>
       </a:hlink>
       <a:folHlink>
         <a:srgbClr val="96607D"/>

--- a/weeks/01-getting-started/workbook-1.docx
+++ b/weeks/01-getting-started/workbook-1.docx
@@ -36,7 +36,73 @@
         </w:p>
       </w:sdtContent>
     </w:sdt>
-    <w:bookmarkStart w:id="9" w:name="how-to-use-this-workbook"/>
+    <w:bookmarkStart w:id="11" w:name="X03955f623f18e7e387690122934e3c0520833f7"/>
+    <w:p>
+      <w:pPr>
+        <w:pStyle w:val="Heading2"/>
+      </w:pPr>
+      <w:r>
+        <w:t xml:space="preserve">This is the reference copy of the workbook</w:t>
+      </w:r>
+    </w:p>
+    <w:p>
+      <w:pPr>
+        <w:pStyle w:val="FirstParagraph"/>
+      </w:pPr>
+      <w:r>
+        <w:t xml:space="preserve">This page is for reading only: you can’t run code or save answers here. To work through the activities, open</w:t>
+      </w:r>
+      <w:r>
+        <w:t xml:space="preserve"> </w:t>
+      </w:r>
+      <w:r>
+        <w:rPr>
+          <w:rStyle w:val="VerbatimChar"/>
+          <w:b/>
+          <w:bCs/>
+        </w:rPr>
+        <w:t xml:space="preserve">week-01-session-1-workbook.qmd</w:t>
+      </w:r>
+      <w:r>
+        <w:t xml:space="preserve"> </w:t>
+      </w:r>
+      <w:r>
+        <w:t xml:space="preserve">in RStudio. It’s in the</w:t>
+      </w:r>
+      <w:r>
+        <w:t xml:space="preserve"> </w:t>
+      </w:r>
+      <w:hyperlink r:id="rId9">
+        <w:r>
+          <w:rPr>
+            <w:rStyle w:val="Hyperlink"/>
+          </w:rPr>
+          <w:t xml:space="preserve">student pack</w:t>
+        </w:r>
+      </w:hyperlink>
+      <w:r>
+        <w:t xml:space="preserve"> </w:t>
+      </w:r>
+      <w:r>
+        <w:t xml:space="preserve">you downloaded from the</w:t>
+      </w:r>
+      <w:r>
+        <w:t xml:space="preserve"> </w:t>
+      </w:r>
+      <w:hyperlink r:id="rId10">
+        <w:r>
+          <w:rPr>
+            <w:rStyle w:val="Hyperlink"/>
+          </w:rPr>
+          <w:t xml:space="preserve">week page</w:t>
+        </w:r>
+      </w:hyperlink>
+      <w:r>
+        <w:t xml:space="preserve">.</w:t>
+      </w:r>
+    </w:p>
+    <w:bookmarkEnd w:id="11"/>
+    <w:bookmarkStart w:id="12" w:name="how-to-use-this-workbook"/>
     <w:p>
       <w:pPr>
         <w:pStyle w:val="Heading2"/>
@@ -275,8 +341,8 @@
         <w:t xml:space="preserve">to turn the workbook into a web page containing your notes, your code and its output.</w:t>
       </w:r>
     </w:p>
-    <w:bookmarkEnd w:id="9"/>
-    <w:bookmarkStart w:id="10" w:name="Xe90d7e5fbb8dd5bb0686e889eb3c83daea570be"/>
+    <w:bookmarkEnd w:id="12"/>
+    <w:bookmarkStart w:id="13" w:name="Xe90d7e5fbb8dd5bb0686e889eb3c83daea570be"/>
     <w:p>
       <w:pPr>
         <w:pStyle w:val="Heading2"/>
@@ -483,8 +549,8 @@
         <w:t xml:space="preserve">Your answer:</w:t>
       </w:r>
     </w:p>
-    <w:bookmarkEnd w:id="10"/>
-    <w:bookmarkStart w:id="11" w:name="X12dcc08fc8fb718adea47141d52da6a16db40db"/>
+    <w:bookmarkEnd w:id="13"/>
+    <w:bookmarkStart w:id="14" w:name="X12dcc08fc8fb718adea47141d52da6a16db40db"/>
     <w:p>
       <w:pPr>
         <w:pStyle w:val="Heading2"/>
@@ -817,8 +883,8 @@
         <w:t xml:space="preserve">Your answer:</w:t>
       </w:r>
     </w:p>
-    <w:bookmarkEnd w:id="11"/>
-    <w:bookmarkStart w:id="12" w:name="activity-3-creating-and-using-vectors"/>
+    <w:bookmarkEnd w:id="14"/>
+    <w:bookmarkStart w:id="15" w:name="activity-3-creating-and-using-vectors"/>
     <w:p>
       <w:pPr>
         <w:pStyle w:val="Heading2"/>
@@ -1357,8 +1423,8 @@
         <w:t xml:space="preserve">Your answer:</w:t>
       </w:r>
     </w:p>
-    <w:bookmarkEnd w:id="12"/>
-    <w:bookmarkStart w:id="13" w:name="Xc7f6d9d9eed1c7575ee71fbfbabf38496855714"/>
+    <w:bookmarkEnd w:id="15"/>
+    <w:bookmarkStart w:id="16" w:name="Xc7f6d9d9eed1c7575ee71fbfbabf38496855714"/>
     <w:p>
       <w:pPr>
         <w:pStyle w:val="Heading2"/>
@@ -1711,8 +1777,8 @@
         <w:t xml:space="preserve">Your answer:</w:t>
       </w:r>
     </w:p>
-    <w:bookmarkEnd w:id="13"/>
-    <w:bookmarkStart w:id="14" w:name="X78761dfcc12c96f1be1ef18f4f80fe1bd1e07c6"/>
+    <w:bookmarkEnd w:id="16"/>
+    <w:bookmarkStart w:id="17" w:name="X78761dfcc12c96f1be1ef18f4f80fe1bd1e07c6"/>
     <w:p>
       <w:pPr>
         <w:pStyle w:val="Heading2"/>
@@ -2157,8 +2223,8 @@
         <w:t xml:space="preserve">Your answer:</w:t>
       </w:r>
     </w:p>
-    <w:bookmarkEnd w:id="14"/>
-    <w:bookmarkStart w:id="15" w:name="X79dbeccdcc6b98f021c96b5af90d31b11bbef1e"/>
+    <w:bookmarkEnd w:id="17"/>
+    <w:bookmarkStart w:id="18" w:name="X79dbeccdcc6b98f021c96b5af90d31b11bbef1e"/>
     <w:p>
       <w:pPr>
         <w:pStyle w:val="Heading2"/>
@@ -2484,8 +2550,8 @@
         <w:t xml:space="preserve"># Your corrected code here</w:t>
       </w:r>
     </w:p>
-    <w:bookmarkEnd w:id="15"/>
-    <w:bookmarkStart w:id="16" w:name="activity-7-rendering-your-workbook"/>
+    <w:bookmarkEnd w:id="18"/>
+    <w:bookmarkStart w:id="19" w:name="activity-7-rendering-your-workbook"/>
     <w:p>
       <w:pPr>
         <w:pStyle w:val="Heading2"/>
@@ -2565,7 +2631,7 @@
         <w:t xml:space="preserve">Your answer:</w:t>
       </w:r>
     </w:p>
-    <w:bookmarkEnd w:id="16"/>
+    <w:bookmarkEnd w:id="19"/>
     <w:sectPr>
       <w:pgSz w:h="16838" w:w="11906"/>
       <w:pgMar w:bottom="1440" w:footer="709" w:gutter="0" w:header="709" w:left="1440" w:right="1440" w:top="1440"/>
